--- a/插件详细手册/9.物体触发/物体设计-复制事件的批量管理.docx
+++ b/插件详细手册/9.物体触发/物体设计-复制事件的批量管理.docx
@@ -1,6 +1,6 @@
 
 <file path=word/document.xml><?xml version="1.0" encoding="utf-8"?>
-<w:document xmlns:wpc="http://schemas.microsoft.com/office/word/2010/wordprocessingCanvas" xmlns:cx="http://schemas.microsoft.com/office/drawing/2014/chartex" xmlns:cx1="http://schemas.microsoft.com/office/drawing/2015/9/8/chartex" xmlns:cx2="http://schemas.microsoft.com/office/drawing/2015/10/21/chartex" xmlns:cx3="http://schemas.microsoft.com/office/drawing/2016/5/9/chartex" xmlns:cx4="http://schemas.microsoft.com/office/drawing/2016/5/10/chartex" xmlns:cx5="http://schemas.microsoft.com/office/drawing/2016/5/11/chartex" xmlns:cx6="http://schemas.microsoft.com/office/drawing/2016/5/12/chartex" xmlns:cx7="http://schemas.microsoft.com/office/drawing/2016/5/13/chartex" xmlns:cx8="http://schemas.microsoft.com/office/drawing/2016/5/14/chartex" xmlns:mc="http://schemas.openxmlformats.org/markup-compatibility/2006" xmlns:aink="http://schemas.microsoft.com/office/drawing/2016/ink" xmlns:am3d="http://schemas.microsoft.com/office/drawing/2017/model3d" xmlns:o="urn:schemas-microsoft-com:office:office" xmlns:oel="http://schemas.microsoft.com/office/2019/extlst" xmlns:r="http://schemas.openxmlformats.org/officeDocument/2006/relationships" xmlns:m="http://schemas.openxmlformats.org/officeDocument/2006/math" xmlns:v="urn:schemas-microsoft-com:vml" xmlns:wp14="http://schemas.microsoft.com/office/word/2010/wordprocessingDrawing" xmlns:wp="http://schemas.openxmlformats.org/drawingml/2006/wordprocessingDrawing" xmlns:w10="urn:schemas-microsoft-com:office:word" xmlns:w="http://schemas.openxmlformats.org/wordprocessingml/2006/main" xmlns:w14="http://schemas.microsoft.com/office/word/2010/wordml" xmlns:w15="http://schemas.microsoft.com/office/word/2012/wordml" xmlns:w16cex="http://schemas.microsoft.com/office/word/2018/wordml/cex" xmlns:w16cid="http://schemas.microsoft.com/office/word/2016/wordml/cid" xmlns:w16="http://schemas.microsoft.com/office/word/2018/wordml" xmlns:w16du="http://schemas.microsoft.com/office/word/2023/wordml/word16du" xmlns:w16sdtdh="http://schemas.microsoft.com/office/word/2020/wordml/sdtdatahash" xmlns:w16se="http://schemas.microsoft.com/office/word/2015/wordml/symex" xmlns:wpg="http://schemas.microsoft.com/office/word/2010/wordprocessingGroup" xmlns:wpi="http://schemas.microsoft.com/office/word/2010/wordprocessingInk" xmlns:wne="http://schemas.microsoft.com/office/word/2006/wordml" xmlns:wps="http://schemas.microsoft.com/office/word/2010/wordprocessingShape" mc:Ignorable="w14 w15 w16se w16cid w16 w16cex w16sdtdh w16du wp14">
+<w:document xmlns:wpc="http://schemas.microsoft.com/office/word/2010/wordprocessingCanvas" xmlns:cx="http://schemas.microsoft.com/office/drawing/2014/chartex" xmlns:cx1="http://schemas.microsoft.com/office/drawing/2015/9/8/chartex" xmlns:cx2="http://schemas.microsoft.com/office/drawing/2015/10/21/chartex" xmlns:cx3="http://schemas.microsoft.com/office/drawing/2016/5/9/chartex" xmlns:cx4="http://schemas.microsoft.com/office/drawing/2016/5/10/chartex" xmlns:cx5="http://schemas.microsoft.com/office/drawing/2016/5/11/chartex" xmlns:cx6="http://schemas.microsoft.com/office/drawing/2016/5/12/chartex" xmlns:cx7="http://schemas.microsoft.com/office/drawing/2016/5/13/chartex" xmlns:cx8="http://schemas.microsoft.com/office/drawing/2016/5/14/chartex" xmlns:mc="http://schemas.openxmlformats.org/markup-compatibility/2006" xmlns:aink="http://schemas.microsoft.com/office/drawing/2016/ink" xmlns:am3d="http://schemas.microsoft.com/office/drawing/2017/model3d" xmlns:o="urn:schemas-microsoft-com:office:office" xmlns:oel="http://schemas.microsoft.com/office/2019/extlst" xmlns:r="http://schemas.openxmlformats.org/officeDocument/2006/relationships" xmlns:m="http://schemas.openxmlformats.org/officeDocument/2006/math" xmlns:v="urn:schemas-microsoft-com:vml" xmlns:wp14="http://schemas.microsoft.com/office/word/2010/wordprocessingDrawing" xmlns:wp="http://schemas.openxmlformats.org/drawingml/2006/wordprocessingDrawing" xmlns:w10="urn:schemas-microsoft-com:office:word" xmlns:w="http://schemas.openxmlformats.org/wordprocessingml/2006/main" xmlns:w14="http://schemas.microsoft.com/office/word/2010/wordml" xmlns:w15="http://schemas.microsoft.com/office/word/2012/wordml" xmlns:w16cex="http://schemas.microsoft.com/office/word/2018/wordml/cex" xmlns:w16cid="http://schemas.microsoft.com/office/word/2016/wordml/cid" xmlns:w16="http://schemas.microsoft.com/office/word/2018/wordml" xmlns:w16du="http://schemas.microsoft.com/office/word/2023/wordml/word16du" xmlns:w16sdtdh="http://schemas.microsoft.com/office/word/2020/wordml/sdtdatahash" xmlns:w16sdtfl="http://schemas.microsoft.com/office/word/2024/wordml/sdtformatlock" xmlns:w16se="http://schemas.microsoft.com/office/word/2015/wordml/symex" xmlns:wpg="http://schemas.microsoft.com/office/word/2010/wordprocessingGroup" xmlns:wpi="http://schemas.microsoft.com/office/word/2010/wordprocessingInk" xmlns:wne="http://schemas.microsoft.com/office/word/2006/wordml" xmlns:wps="http://schemas.microsoft.com/office/word/2010/wordprocessingShape" mc:Ignorable="w14 w15 w16se w16cid w16 w16cex w16sdtdh w16sdtfl w16du wp14">
   <w:body>
     <w:p>
       <w:pPr>
@@ -74,7 +74,6 @@
     </w:p>
     <w:p>
       <w:pPr>
-        <w:snapToGrid w:val="0"/>
         <w:jc w:val="center"/>
         <w:rPr>
           <w:rFonts w:hint="eastAsia"/>
@@ -86,9 +85,9 @@
           <w:noProof/>
         </w:rPr>
         <w:drawing>
-          <wp:inline distT="0" distB="0" distL="0" distR="0" wp14:anchorId="3F299093" wp14:editId="4A817E0F">
-            <wp:extent cx="2484120" cy="2356729"/>
-            <wp:effectExtent l="0" t="0" r="0" b="5715"/>
+          <wp:inline distT="0" distB="0" distL="0" distR="0" wp14:anchorId="3F299093" wp14:editId="587D8774">
+            <wp:extent cx="2362200" cy="2241061"/>
+            <wp:effectExtent l="0" t="0" r="0" b="6985"/>
             <wp:docPr id="361551833" name="图片 2"/>
             <wp:cNvGraphicFramePr>
               <a:graphicFrameLocks xmlns:a="http://schemas.openxmlformats.org/drawingml/2006/main" noChangeAspect="1"/>
@@ -118,7 +117,7 @@
                   <pic:spPr bwMode="auto">
                     <a:xfrm>
                       <a:off x="0" y="0"/>
-                      <a:ext cx="2499035" cy="2370879"/>
+                      <a:ext cx="2379866" cy="2257821"/>
                     </a:xfrm>
                     <a:prstGeom prst="rect">
                       <a:avLst/>
@@ -133,6 +132,19 @@
             </a:graphic>
           </wp:inline>
         </w:drawing>
+      </w:r>
+    </w:p>
+    <w:p>
+      <w:pPr>
+        <w:spacing w:after="200"/>
+        <w:rPr>
+          <w:rFonts w:hint="eastAsia"/>
+        </w:rPr>
+      </w:pPr>
+      <w:r>
+        <w:pict w14:anchorId="3137E880">
+          <v:rect id="_x0000_i1025" style="width:0;height:1.5pt" o:hralign="center" o:hrstd="t" o:hr="t" fillcolor="#a0a0a0" stroked="f"/>
+        </w:pict>
       </w:r>
     </w:p>
     <w:tbl>
@@ -335,16 +347,13 @@
             </w:pPr>
             <w:r>
               <w:rPr>
-                <w:rFonts w:ascii="Tahoma" w:eastAsia="微软雅黑" w:hAnsi="Tahoma"/>
                 <w:noProof/>
-                <w:kern w:val="0"/>
-                <w:sz w:val="22"/>
               </w:rPr>
               <w:drawing>
-                <wp:inline distT="0" distB="0" distL="0" distR="0" wp14:anchorId="0FEF30B8" wp14:editId="662CC05C">
-                  <wp:extent cx="1196340" cy="622373"/>
-                  <wp:effectExtent l="0" t="0" r="3810" b="6350"/>
-                  <wp:docPr id="714793032" name="图片 1"/>
+                <wp:inline distT="0" distB="0" distL="0" distR="0" wp14:anchorId="76AB2B5F" wp14:editId="5924887F">
+                  <wp:extent cx="1314450" cy="685800"/>
+                  <wp:effectExtent l="0" t="0" r="0" b="0"/>
+                  <wp:docPr id="1227557126" name="图片 1"/>
                   <wp:cNvGraphicFramePr>
                     <a:graphicFrameLocks xmlns:a="http://schemas.openxmlformats.org/drawingml/2006/main" noChangeAspect="1"/>
                   </wp:cNvGraphicFramePr>
@@ -352,7 +361,7 @@
                     <a:graphicData uri="http://schemas.openxmlformats.org/drawingml/2006/picture">
                       <pic:pic xmlns:pic="http://schemas.openxmlformats.org/drawingml/2006/picture">
                         <pic:nvPicPr>
-                          <pic:cNvPr id="0" name="Picture 25"/>
+                          <pic:cNvPr id="0" name="Picture 4"/>
                           <pic:cNvPicPr>
                             <a:picLocks noChangeAspect="1" noChangeArrowheads="1"/>
                           </pic:cNvPicPr>
@@ -373,7 +382,7 @@
                         <pic:spPr bwMode="auto">
                           <a:xfrm>
                             <a:off x="0" y="0"/>
-                            <a:ext cx="1201304" cy="624955"/>
+                            <a:ext cx="1314450" cy="685800"/>
                           </a:xfrm>
                           <a:prstGeom prst="rect">
                             <a:avLst/>
@@ -1629,7 +1638,6 @@
         </w:rPr>
         <w:t>◆</w:t>
       </w:r>
-      <w:proofErr w:type="spellStart"/>
       <w:r>
         <w:rPr>
           <w:rFonts w:ascii="Tahoma" w:eastAsia="微软雅黑" w:hAnsi="Tahoma"/>
@@ -1638,7 +1646,6 @@
         </w:rPr>
         <w:t>Drill_CoreOfEventManager</w:t>
       </w:r>
-      <w:proofErr w:type="spellEnd"/>
       <w:r>
         <w:rPr>
           <w:rFonts w:ascii="Tahoma" w:eastAsia="微软雅黑" w:hAnsi="Tahoma"/>
@@ -1708,7 +1715,6 @@
         </w:rPr>
         <w:t>◆</w:t>
       </w:r>
-      <w:proofErr w:type="spellStart"/>
       <w:r>
         <w:rPr>
           <w:rFonts w:ascii="Tahoma" w:eastAsia="微软雅黑" w:hAnsi="Tahoma"/>
@@ -1717,7 +1723,6 @@
         </w:rPr>
         <w:t>Drill_EventDuplicator</w:t>
       </w:r>
-      <w:proofErr w:type="spellEnd"/>
       <w:r>
         <w:rPr>
           <w:rFonts w:ascii="Tahoma" w:eastAsia="微软雅黑" w:hAnsi="Tahoma"/>
@@ -2412,7 +2417,7 @@
               <w:snapToGrid w:val="0"/>
               <w:jc w:val="left"/>
               <w:rPr>
-                <w:rFonts w:ascii="Tahoma" w:eastAsia="微软雅黑" w:hAnsi="Tahoma" w:hint="eastAsia"/>
+                <w:rFonts w:ascii="Tahoma" w:eastAsia="微软雅黑" w:hAnsi="Tahoma"/>
                 <w:kern w:val="0"/>
                 <w:sz w:val="22"/>
               </w:rPr>
@@ -2436,7 +2441,7 @@
         <w:snapToGrid w:val="0"/>
         <w:jc w:val="left"/>
         <w:rPr>
-          <w:rFonts w:ascii="Tahoma" w:eastAsia="微软雅黑" w:hAnsi="Tahoma" w:hint="eastAsia"/>
+          <w:rFonts w:ascii="Tahoma" w:eastAsia="微软雅黑" w:hAnsi="Tahoma"/>
           <w:kern w:val="0"/>
           <w:sz w:val="22"/>
         </w:rPr>
@@ -5131,10 +5136,10 @@
             <v:path o:extrusionok="f" gradientshapeok="t" o:connecttype="rect"/>
             <o:lock v:ext="edit" aspectratio="t"/>
           </v:shapetype>
-          <v:shape id="_x0000_i1025" type="#_x0000_t75" style="width:368.4pt;height:153.6pt" o:ole="">
+          <v:shape id="_x0000_i1026" type="#_x0000_t75" style="width:368.25pt;height:153.75pt" o:ole="">
             <v:imagedata r:id="rId24" o:title=""/>
           </v:shape>
-          <o:OLEObject Type="Embed" ProgID="Visio.Drawing.15" ShapeID="_x0000_i1025" DrawAspect="Content" ObjectID="_1784607039" r:id="rId25"/>
+          <o:OLEObject Type="Embed" ProgID="Visio.Drawing.15" ShapeID="_x0000_i1026" DrawAspect="Content" ObjectID="_1805810732" r:id="rId25"/>
         </w:object>
       </w:r>
     </w:p>
@@ -5665,10 +5670,10 @@
           <w:rFonts w:hint="eastAsia"/>
         </w:rPr>
         <w:object w:dxaOrig="9031" w:dyaOrig="2746" w14:anchorId="6487C3D1">
-          <v:shape id="_x0000_i1026" type="#_x0000_t75" style="width:364.2pt;height:110.4pt" o:ole="">
+          <v:shape id="_x0000_i1027" type="#_x0000_t75" style="width:364.5pt;height:110.25pt" o:ole="">
             <v:imagedata r:id="rId27" o:title=""/>
           </v:shape>
-          <o:OLEObject Type="Embed" ProgID="Visio.Drawing.15" ShapeID="_x0000_i1026" DrawAspect="Content" ObjectID="_1784607040" r:id="rId28"/>
+          <o:OLEObject Type="Embed" ProgID="Visio.Drawing.15" ShapeID="_x0000_i1027" DrawAspect="Content" ObjectID="_1805810733" r:id="rId28"/>
         </w:object>
       </w:r>
     </w:p>
@@ -6062,7 +6067,7 @@
         <w:spacing w:after="200"/>
         <w:jc w:val="left"/>
         <w:rPr>
-          <w:rFonts w:ascii="Tahoma" w:eastAsia="微软雅黑" w:hAnsi="Tahoma" w:hint="eastAsia"/>
+          <w:rFonts w:ascii="Tahoma" w:eastAsia="微软雅黑" w:hAnsi="Tahoma"/>
           <w:kern w:val="0"/>
           <w:sz w:val="22"/>
         </w:rPr>
@@ -6397,7 +6402,7 @@
               <w:snapToGrid w:val="0"/>
               <w:jc w:val="left"/>
               <w:rPr>
-                <w:rFonts w:ascii="Tahoma" w:eastAsia="微软雅黑" w:hAnsi="Tahoma" w:hint="eastAsia"/>
+                <w:rFonts w:ascii="Tahoma" w:eastAsia="微软雅黑" w:hAnsi="Tahoma"/>
                 <w:kern w:val="0"/>
                 <w:sz w:val="22"/>
               </w:rPr>
@@ -6467,7 +6472,7 @@
         <w:widowControl/>
         <w:jc w:val="left"/>
         <w:rPr>
-          <w:rFonts w:ascii="Tahoma" w:eastAsia="微软雅黑" w:hAnsi="Tahoma" w:hint="eastAsia"/>
+          <w:rFonts w:ascii="Tahoma" w:eastAsia="微软雅黑" w:hAnsi="Tahoma"/>
           <w:kern w:val="0"/>
           <w:sz w:val="22"/>
         </w:rPr>
@@ -7341,25 +7346,7 @@
                 <w:kern w:val="0"/>
                 <w:sz w:val="22"/>
               </w:rPr>
-              <w:t xml:space="preserve"> \</w:t>
-            </w:r>
-            <w:proofErr w:type="spellStart"/>
-            <w:r>
-              <w:rPr>
-                <w:rFonts w:ascii="Tahoma" w:eastAsia="微软雅黑" w:hAnsi="Tahoma" w:hint="eastAsia"/>
-                <w:kern w:val="0"/>
-                <w:sz w:val="22"/>
-              </w:rPr>
-              <w:t>dEBV</w:t>
-            </w:r>
-            <w:proofErr w:type="spellEnd"/>
-            <w:r>
-              <w:rPr>
-                <w:rFonts w:ascii="Tahoma" w:eastAsia="微软雅黑" w:hAnsi="Tahoma" w:hint="eastAsia"/>
-                <w:kern w:val="0"/>
-                <w:sz w:val="22"/>
-              </w:rPr>
-              <w:t xml:space="preserve">[] </w:t>
+              <w:t xml:space="preserve"> \dEBV[] </w:t>
             </w:r>
             <w:r>
               <w:rPr>
@@ -7508,7 +7495,7 @@
 </file>
 
 <file path=word/endnotes.xml><?xml version="1.0" encoding="utf-8"?>
-<w:endnotes xmlns:wpc="http://schemas.microsoft.com/office/word/2010/wordprocessingCanvas" xmlns:cx="http://schemas.microsoft.com/office/drawing/2014/chartex" xmlns:cx1="http://schemas.microsoft.com/office/drawing/2015/9/8/chartex" xmlns:cx2="http://schemas.microsoft.com/office/drawing/2015/10/21/chartex" xmlns:cx3="http://schemas.microsoft.com/office/drawing/2016/5/9/chartex" xmlns:cx4="http://schemas.microsoft.com/office/drawing/2016/5/10/chartex" xmlns:cx5="http://schemas.microsoft.com/office/drawing/2016/5/11/chartex" xmlns:cx6="http://schemas.microsoft.com/office/drawing/2016/5/12/chartex" xmlns:cx7="http://schemas.microsoft.com/office/drawing/2016/5/13/chartex" xmlns:cx8="http://schemas.microsoft.com/office/drawing/2016/5/14/chartex" xmlns:mc="http://schemas.openxmlformats.org/markup-compatibility/2006" xmlns:aink="http://schemas.microsoft.com/office/drawing/2016/ink" xmlns:am3d="http://schemas.microsoft.com/office/drawing/2017/model3d" xmlns:o="urn:schemas-microsoft-com:office:office" xmlns:oel="http://schemas.microsoft.com/office/2019/extlst" xmlns:r="http://schemas.openxmlformats.org/officeDocument/2006/relationships" xmlns:m="http://schemas.openxmlformats.org/officeDocument/2006/math" xmlns:v="urn:schemas-microsoft-com:vml" xmlns:wp14="http://schemas.microsoft.com/office/word/2010/wordprocessingDrawing" xmlns:wp="http://schemas.openxmlformats.org/drawingml/2006/wordprocessingDrawing" xmlns:w10="urn:schemas-microsoft-com:office:word" xmlns:w="http://schemas.openxmlformats.org/wordprocessingml/2006/main" xmlns:w14="http://schemas.microsoft.com/office/word/2010/wordml" xmlns:w15="http://schemas.microsoft.com/office/word/2012/wordml" xmlns:w16cex="http://schemas.microsoft.com/office/word/2018/wordml/cex" xmlns:w16cid="http://schemas.microsoft.com/office/word/2016/wordml/cid" xmlns:w16="http://schemas.microsoft.com/office/word/2018/wordml" xmlns:w16du="http://schemas.microsoft.com/office/word/2023/wordml/word16du" xmlns:w16sdtdh="http://schemas.microsoft.com/office/word/2020/wordml/sdtdatahash" xmlns:w16se="http://schemas.microsoft.com/office/word/2015/wordml/symex" xmlns:wpg="http://schemas.microsoft.com/office/word/2010/wordprocessingGroup" xmlns:wpi="http://schemas.microsoft.com/office/word/2010/wordprocessingInk" xmlns:wne="http://schemas.microsoft.com/office/word/2006/wordml" xmlns:wps="http://schemas.microsoft.com/office/word/2010/wordprocessingShape" mc:Ignorable="w14 w15 w16se w16cid w16 w16cex w16sdtdh w16du wp14">
+<w:endnotes xmlns:wpc="http://schemas.microsoft.com/office/word/2010/wordprocessingCanvas" xmlns:cx="http://schemas.microsoft.com/office/drawing/2014/chartex" xmlns:cx1="http://schemas.microsoft.com/office/drawing/2015/9/8/chartex" xmlns:cx2="http://schemas.microsoft.com/office/drawing/2015/10/21/chartex" xmlns:cx3="http://schemas.microsoft.com/office/drawing/2016/5/9/chartex" xmlns:cx4="http://schemas.microsoft.com/office/drawing/2016/5/10/chartex" xmlns:cx5="http://schemas.microsoft.com/office/drawing/2016/5/11/chartex" xmlns:cx6="http://schemas.microsoft.com/office/drawing/2016/5/12/chartex" xmlns:cx7="http://schemas.microsoft.com/office/drawing/2016/5/13/chartex" xmlns:cx8="http://schemas.microsoft.com/office/drawing/2016/5/14/chartex" xmlns:mc="http://schemas.openxmlformats.org/markup-compatibility/2006" xmlns:aink="http://schemas.microsoft.com/office/drawing/2016/ink" xmlns:am3d="http://schemas.microsoft.com/office/drawing/2017/model3d" xmlns:o="urn:schemas-microsoft-com:office:office" xmlns:oel="http://schemas.microsoft.com/office/2019/extlst" xmlns:r="http://schemas.openxmlformats.org/officeDocument/2006/relationships" xmlns:m="http://schemas.openxmlformats.org/officeDocument/2006/math" xmlns:v="urn:schemas-microsoft-com:vml" xmlns:wp14="http://schemas.microsoft.com/office/word/2010/wordprocessingDrawing" xmlns:wp="http://schemas.openxmlformats.org/drawingml/2006/wordprocessingDrawing" xmlns:w10="urn:schemas-microsoft-com:office:word" xmlns:w="http://schemas.openxmlformats.org/wordprocessingml/2006/main" xmlns:w14="http://schemas.microsoft.com/office/word/2010/wordml" xmlns:w15="http://schemas.microsoft.com/office/word/2012/wordml" xmlns:w16cex="http://schemas.microsoft.com/office/word/2018/wordml/cex" xmlns:w16cid="http://schemas.microsoft.com/office/word/2016/wordml/cid" xmlns:w16="http://schemas.microsoft.com/office/word/2018/wordml" xmlns:w16du="http://schemas.microsoft.com/office/word/2023/wordml/word16du" xmlns:w16sdtdh="http://schemas.microsoft.com/office/word/2020/wordml/sdtdatahash" xmlns:w16sdtfl="http://schemas.microsoft.com/office/word/2024/wordml/sdtformatlock" xmlns:w16se="http://schemas.microsoft.com/office/word/2015/wordml/symex" xmlns:wpg="http://schemas.microsoft.com/office/word/2010/wordprocessingGroup" xmlns:wpi="http://schemas.microsoft.com/office/word/2010/wordprocessingInk" xmlns:wne="http://schemas.microsoft.com/office/word/2006/wordml" xmlns:wps="http://schemas.microsoft.com/office/word/2010/wordprocessingShape" mc:Ignorable="w14 w15 w16se w16cid w16 w16cex w16sdtdh w16sdtfl w16du wp14">
   <w:endnote w:type="separator" w:id="-1">
     <w:p>
       <w:pPr>
@@ -7537,7 +7524,7 @@
 </file>
 
 <file path=word/footnotes.xml><?xml version="1.0" encoding="utf-8"?>
-<w:footnotes xmlns:wpc="http://schemas.microsoft.com/office/word/2010/wordprocessingCanvas" xmlns:cx="http://schemas.microsoft.com/office/drawing/2014/chartex" xmlns:cx1="http://schemas.microsoft.com/office/drawing/2015/9/8/chartex" xmlns:cx2="http://schemas.microsoft.com/office/drawing/2015/10/21/chartex" xmlns:cx3="http://schemas.microsoft.com/office/drawing/2016/5/9/chartex" xmlns:cx4="http://schemas.microsoft.com/office/drawing/2016/5/10/chartex" xmlns:cx5="http://schemas.microsoft.com/office/drawing/2016/5/11/chartex" xmlns:cx6="http://schemas.microsoft.com/office/drawing/2016/5/12/chartex" xmlns:cx7="http://schemas.microsoft.com/office/drawing/2016/5/13/chartex" xmlns:cx8="http://schemas.microsoft.com/office/drawing/2016/5/14/chartex" xmlns:mc="http://schemas.openxmlformats.org/markup-compatibility/2006" xmlns:aink="http://schemas.microsoft.com/office/drawing/2016/ink" xmlns:am3d="http://schemas.microsoft.com/office/drawing/2017/model3d" xmlns:o="urn:schemas-microsoft-com:office:office" xmlns:oel="http://schemas.microsoft.com/office/2019/extlst" xmlns:r="http://schemas.openxmlformats.org/officeDocument/2006/relationships" xmlns:m="http://schemas.openxmlformats.org/officeDocument/2006/math" xmlns:v="urn:schemas-microsoft-com:vml" xmlns:wp14="http://schemas.microsoft.com/office/word/2010/wordprocessingDrawing" xmlns:wp="http://schemas.openxmlformats.org/drawingml/2006/wordprocessingDrawing" xmlns:w10="urn:schemas-microsoft-com:office:word" xmlns:w="http://schemas.openxmlformats.org/wordprocessingml/2006/main" xmlns:w14="http://schemas.microsoft.com/office/word/2010/wordml" xmlns:w15="http://schemas.microsoft.com/office/word/2012/wordml" xmlns:w16cex="http://schemas.microsoft.com/office/word/2018/wordml/cex" xmlns:w16cid="http://schemas.microsoft.com/office/word/2016/wordml/cid" xmlns:w16="http://schemas.microsoft.com/office/word/2018/wordml" xmlns:w16du="http://schemas.microsoft.com/office/word/2023/wordml/word16du" xmlns:w16sdtdh="http://schemas.microsoft.com/office/word/2020/wordml/sdtdatahash" xmlns:w16se="http://schemas.microsoft.com/office/word/2015/wordml/symex" xmlns:wpg="http://schemas.microsoft.com/office/word/2010/wordprocessingGroup" xmlns:wpi="http://schemas.microsoft.com/office/word/2010/wordprocessingInk" xmlns:wne="http://schemas.microsoft.com/office/word/2006/wordml" xmlns:wps="http://schemas.microsoft.com/office/word/2010/wordprocessingShape" mc:Ignorable="w14 w15 w16se w16cid w16 w16cex w16sdtdh w16du wp14">
+<w:footnotes xmlns:wpc="http://schemas.microsoft.com/office/word/2010/wordprocessingCanvas" xmlns:cx="http://schemas.microsoft.com/office/drawing/2014/chartex" xmlns:cx1="http://schemas.microsoft.com/office/drawing/2015/9/8/chartex" xmlns:cx2="http://schemas.microsoft.com/office/drawing/2015/10/21/chartex" xmlns:cx3="http://schemas.microsoft.com/office/drawing/2016/5/9/chartex" xmlns:cx4="http://schemas.microsoft.com/office/drawing/2016/5/10/chartex" xmlns:cx5="http://schemas.microsoft.com/office/drawing/2016/5/11/chartex" xmlns:cx6="http://schemas.microsoft.com/office/drawing/2016/5/12/chartex" xmlns:cx7="http://schemas.microsoft.com/office/drawing/2016/5/13/chartex" xmlns:cx8="http://schemas.microsoft.com/office/drawing/2016/5/14/chartex" xmlns:mc="http://schemas.openxmlformats.org/markup-compatibility/2006" xmlns:aink="http://schemas.microsoft.com/office/drawing/2016/ink" xmlns:am3d="http://schemas.microsoft.com/office/drawing/2017/model3d" xmlns:o="urn:schemas-microsoft-com:office:office" xmlns:oel="http://schemas.microsoft.com/office/2019/extlst" xmlns:r="http://schemas.openxmlformats.org/officeDocument/2006/relationships" xmlns:m="http://schemas.openxmlformats.org/officeDocument/2006/math" xmlns:v="urn:schemas-microsoft-com:vml" xmlns:wp14="http://schemas.microsoft.com/office/word/2010/wordprocessingDrawing" xmlns:wp="http://schemas.openxmlformats.org/drawingml/2006/wordprocessingDrawing" xmlns:w10="urn:schemas-microsoft-com:office:word" xmlns:w="http://schemas.openxmlformats.org/wordprocessingml/2006/main" xmlns:w14="http://schemas.microsoft.com/office/word/2010/wordml" xmlns:w15="http://schemas.microsoft.com/office/word/2012/wordml" xmlns:w16cex="http://schemas.microsoft.com/office/word/2018/wordml/cex" xmlns:w16cid="http://schemas.microsoft.com/office/word/2016/wordml/cid" xmlns:w16="http://schemas.microsoft.com/office/word/2018/wordml" xmlns:w16du="http://schemas.microsoft.com/office/word/2023/wordml/word16du" xmlns:w16sdtdh="http://schemas.microsoft.com/office/word/2020/wordml/sdtdatahash" xmlns:w16sdtfl="http://schemas.microsoft.com/office/word/2024/wordml/sdtformatlock" xmlns:w16se="http://schemas.microsoft.com/office/word/2015/wordml/symex" xmlns:wpg="http://schemas.microsoft.com/office/word/2010/wordprocessingGroup" xmlns:wpi="http://schemas.microsoft.com/office/word/2010/wordprocessingInk" xmlns:wne="http://schemas.microsoft.com/office/word/2006/wordml" xmlns:wps="http://schemas.microsoft.com/office/word/2010/wordprocessingShape" mc:Ignorable="w14 w15 w16se w16cid w16 w16cex w16sdtdh w16sdtfl w16du wp14">
   <w:footnote w:type="separator" w:id="-1">
     <w:p>
       <w:pPr>
@@ -7566,7 +7553,7 @@
 </file>
 
 <file path=word/header1.xml><?xml version="1.0" encoding="utf-8"?>
-<w:hdr xmlns:wpc="http://schemas.microsoft.com/office/word/2010/wordprocessingCanvas" xmlns:cx="http://schemas.microsoft.com/office/drawing/2014/chartex" xmlns:cx1="http://schemas.microsoft.com/office/drawing/2015/9/8/chartex" xmlns:cx2="http://schemas.microsoft.com/office/drawing/2015/10/21/chartex" xmlns:cx3="http://schemas.microsoft.com/office/drawing/2016/5/9/chartex" xmlns:cx4="http://schemas.microsoft.com/office/drawing/2016/5/10/chartex" xmlns:cx5="http://schemas.microsoft.com/office/drawing/2016/5/11/chartex" xmlns:cx6="http://schemas.microsoft.com/office/drawing/2016/5/12/chartex" xmlns:cx7="http://schemas.microsoft.com/office/drawing/2016/5/13/chartex" xmlns:cx8="http://schemas.microsoft.com/office/drawing/2016/5/14/chartex" xmlns:mc="http://schemas.openxmlformats.org/markup-compatibility/2006" xmlns:aink="http://schemas.microsoft.com/office/drawing/2016/ink" xmlns:am3d="http://schemas.microsoft.com/office/drawing/2017/model3d" xmlns:o="urn:schemas-microsoft-com:office:office" xmlns:oel="http://schemas.microsoft.com/office/2019/extlst" xmlns:r="http://schemas.openxmlformats.org/officeDocument/2006/relationships" xmlns:m="http://schemas.openxmlformats.org/officeDocument/2006/math" xmlns:v="urn:schemas-microsoft-com:vml" xmlns:wp14="http://schemas.microsoft.com/office/word/2010/wordprocessingDrawing" xmlns:wp="http://schemas.openxmlformats.org/drawingml/2006/wordprocessingDrawing" xmlns:w10="urn:schemas-microsoft-com:office:word" xmlns:w="http://schemas.openxmlformats.org/wordprocessingml/2006/main" xmlns:w14="http://schemas.microsoft.com/office/word/2010/wordml" xmlns:w15="http://schemas.microsoft.com/office/word/2012/wordml" xmlns:w16cex="http://schemas.microsoft.com/office/word/2018/wordml/cex" xmlns:w16cid="http://schemas.microsoft.com/office/word/2016/wordml/cid" xmlns:w16="http://schemas.microsoft.com/office/word/2018/wordml" xmlns:w16du="http://schemas.microsoft.com/office/word/2023/wordml/word16du" xmlns:w16sdtdh="http://schemas.microsoft.com/office/word/2020/wordml/sdtdatahash" xmlns:w16se="http://schemas.microsoft.com/office/word/2015/wordml/symex" xmlns:wpg="http://schemas.microsoft.com/office/word/2010/wordprocessingGroup" xmlns:wpi="http://schemas.microsoft.com/office/word/2010/wordprocessingInk" xmlns:wne="http://schemas.microsoft.com/office/word/2006/wordml" xmlns:wps="http://schemas.microsoft.com/office/word/2010/wordprocessingShape" mc:Ignorable="w14 w15 w16se w16cid w16 w16cex w16sdtdh w16du wp14">
+<w:hdr xmlns:wpc="http://schemas.microsoft.com/office/word/2010/wordprocessingCanvas" xmlns:cx="http://schemas.microsoft.com/office/drawing/2014/chartex" xmlns:cx1="http://schemas.microsoft.com/office/drawing/2015/9/8/chartex" xmlns:cx2="http://schemas.microsoft.com/office/drawing/2015/10/21/chartex" xmlns:cx3="http://schemas.microsoft.com/office/drawing/2016/5/9/chartex" xmlns:cx4="http://schemas.microsoft.com/office/drawing/2016/5/10/chartex" xmlns:cx5="http://schemas.microsoft.com/office/drawing/2016/5/11/chartex" xmlns:cx6="http://schemas.microsoft.com/office/drawing/2016/5/12/chartex" xmlns:cx7="http://schemas.microsoft.com/office/drawing/2016/5/13/chartex" xmlns:cx8="http://schemas.microsoft.com/office/drawing/2016/5/14/chartex" xmlns:mc="http://schemas.openxmlformats.org/markup-compatibility/2006" xmlns:aink="http://schemas.microsoft.com/office/drawing/2016/ink" xmlns:am3d="http://schemas.microsoft.com/office/drawing/2017/model3d" xmlns:o="urn:schemas-microsoft-com:office:office" xmlns:oel="http://schemas.microsoft.com/office/2019/extlst" xmlns:r="http://schemas.openxmlformats.org/officeDocument/2006/relationships" xmlns:m="http://schemas.openxmlformats.org/officeDocument/2006/math" xmlns:v="urn:schemas-microsoft-com:vml" xmlns:wp14="http://schemas.microsoft.com/office/word/2010/wordprocessingDrawing" xmlns:wp="http://schemas.openxmlformats.org/drawingml/2006/wordprocessingDrawing" xmlns:w10="urn:schemas-microsoft-com:office:word" xmlns:w="http://schemas.openxmlformats.org/wordprocessingml/2006/main" xmlns:w14="http://schemas.microsoft.com/office/word/2010/wordml" xmlns:w15="http://schemas.microsoft.com/office/word/2012/wordml" xmlns:w16cex="http://schemas.microsoft.com/office/word/2018/wordml/cex" xmlns:w16cid="http://schemas.microsoft.com/office/word/2016/wordml/cid" xmlns:w16="http://schemas.microsoft.com/office/word/2018/wordml" xmlns:w16du="http://schemas.microsoft.com/office/word/2023/wordml/word16du" xmlns:w16sdtdh="http://schemas.microsoft.com/office/word/2020/wordml/sdtdatahash" xmlns:w16sdtfl="http://schemas.microsoft.com/office/word/2024/wordml/sdtformatlock" xmlns:w16se="http://schemas.microsoft.com/office/word/2015/wordml/symex" xmlns:wpg="http://schemas.microsoft.com/office/word/2010/wordprocessingGroup" xmlns:wpi="http://schemas.microsoft.com/office/word/2010/wordprocessingInk" xmlns:wne="http://schemas.microsoft.com/office/word/2006/wordml" xmlns:wps="http://schemas.microsoft.com/office/word/2010/wordprocessingShape" mc:Ignorable="w14 w15 w16se w16cid w16 w16cex w16sdtdh w16sdtfl w16du wp14">
   <w:p>
     <w:pPr>
       <w:jc w:val="center"/>
@@ -7664,7 +7651,6 @@
       </w:rPr>
       <w:t xml:space="preserve">   </w:t>
     </w:r>
-    <w:proofErr w:type="spellStart"/>
     <w:r>
       <w:rPr>
         <w:rFonts w:ascii="微软雅黑" w:eastAsia="微软雅黑" w:hAnsi="微软雅黑"/>
@@ -7672,13 +7658,12 @@
       </w:rPr>
       <w:t>drill_up</w:t>
     </w:r>
-    <w:proofErr w:type="spellEnd"/>
   </w:p>
 </w:hdr>
 </file>
 
 <file path=word/numbering.xml><?xml version="1.0" encoding="utf-8"?>
-<w:numbering xmlns:wpc="http://schemas.microsoft.com/office/word/2010/wordprocessingCanvas" xmlns:cx="http://schemas.microsoft.com/office/drawing/2014/chartex" xmlns:cx1="http://schemas.microsoft.com/office/drawing/2015/9/8/chartex" xmlns:cx2="http://schemas.microsoft.com/office/drawing/2015/10/21/chartex" xmlns:cx3="http://schemas.microsoft.com/office/drawing/2016/5/9/chartex" xmlns:cx4="http://schemas.microsoft.com/office/drawing/2016/5/10/chartex" xmlns:cx5="http://schemas.microsoft.com/office/drawing/2016/5/11/chartex" xmlns:cx6="http://schemas.microsoft.com/office/drawing/2016/5/12/chartex" xmlns:cx7="http://schemas.microsoft.com/office/drawing/2016/5/13/chartex" xmlns:cx8="http://schemas.microsoft.com/office/drawing/2016/5/14/chartex" xmlns:mc="http://schemas.openxmlformats.org/markup-compatibility/2006" xmlns:aink="http://schemas.microsoft.com/office/drawing/2016/ink" xmlns:am3d="http://schemas.microsoft.com/office/drawing/2017/model3d" xmlns:o="urn:schemas-microsoft-com:office:office" xmlns:oel="http://schemas.microsoft.com/office/2019/extlst" xmlns:r="http://schemas.openxmlformats.org/officeDocument/2006/relationships" xmlns:m="http://schemas.openxmlformats.org/officeDocument/2006/math" xmlns:v="urn:schemas-microsoft-com:vml" xmlns:wp14="http://schemas.microsoft.com/office/word/2010/wordprocessingDrawing" xmlns:wp="http://schemas.openxmlformats.org/drawingml/2006/wordprocessingDrawing" xmlns:w10="urn:schemas-microsoft-com:office:word" xmlns:w="http://schemas.openxmlformats.org/wordprocessingml/2006/main" xmlns:w14="http://schemas.microsoft.com/office/word/2010/wordml" xmlns:w15="http://schemas.microsoft.com/office/word/2012/wordml" xmlns:w16cex="http://schemas.microsoft.com/office/word/2018/wordml/cex" xmlns:w16cid="http://schemas.microsoft.com/office/word/2016/wordml/cid" xmlns:w16="http://schemas.microsoft.com/office/word/2018/wordml" xmlns:w16du="http://schemas.microsoft.com/office/word/2023/wordml/word16du" xmlns:w16sdtdh="http://schemas.microsoft.com/office/word/2020/wordml/sdtdatahash" xmlns:w16se="http://schemas.microsoft.com/office/word/2015/wordml/symex" xmlns:wpg="http://schemas.microsoft.com/office/word/2010/wordprocessingGroup" xmlns:wpi="http://schemas.microsoft.com/office/word/2010/wordprocessingInk" xmlns:wne="http://schemas.microsoft.com/office/word/2006/wordml" xmlns:wps="http://schemas.microsoft.com/office/word/2010/wordprocessingShape" mc:Ignorable="w14 w15 w16se w16cid w16 w16cex w16sdtdh w16du wp14">
+<w:numbering xmlns:wpc="http://schemas.microsoft.com/office/word/2010/wordprocessingCanvas" xmlns:cx="http://schemas.microsoft.com/office/drawing/2014/chartex" xmlns:cx1="http://schemas.microsoft.com/office/drawing/2015/9/8/chartex" xmlns:cx2="http://schemas.microsoft.com/office/drawing/2015/10/21/chartex" xmlns:cx3="http://schemas.microsoft.com/office/drawing/2016/5/9/chartex" xmlns:cx4="http://schemas.microsoft.com/office/drawing/2016/5/10/chartex" xmlns:cx5="http://schemas.microsoft.com/office/drawing/2016/5/11/chartex" xmlns:cx6="http://schemas.microsoft.com/office/drawing/2016/5/12/chartex" xmlns:cx7="http://schemas.microsoft.com/office/drawing/2016/5/13/chartex" xmlns:cx8="http://schemas.microsoft.com/office/drawing/2016/5/14/chartex" xmlns:mc="http://schemas.openxmlformats.org/markup-compatibility/2006" xmlns:aink="http://schemas.microsoft.com/office/drawing/2016/ink" xmlns:am3d="http://schemas.microsoft.com/office/drawing/2017/model3d" xmlns:o="urn:schemas-microsoft-com:office:office" xmlns:oel="http://schemas.microsoft.com/office/2019/extlst" xmlns:r="http://schemas.openxmlformats.org/officeDocument/2006/relationships" xmlns:m="http://schemas.openxmlformats.org/officeDocument/2006/math" xmlns:v="urn:schemas-microsoft-com:vml" xmlns:wp14="http://schemas.microsoft.com/office/word/2010/wordprocessingDrawing" xmlns:wp="http://schemas.openxmlformats.org/drawingml/2006/wordprocessingDrawing" xmlns:w10="urn:schemas-microsoft-com:office:word" xmlns:w="http://schemas.openxmlformats.org/wordprocessingml/2006/main" xmlns:w14="http://schemas.microsoft.com/office/word/2010/wordml" xmlns:w15="http://schemas.microsoft.com/office/word/2012/wordml" xmlns:w16cex="http://schemas.microsoft.com/office/word/2018/wordml/cex" xmlns:w16cid="http://schemas.microsoft.com/office/word/2016/wordml/cid" xmlns:w16="http://schemas.microsoft.com/office/word/2018/wordml" xmlns:w16du="http://schemas.microsoft.com/office/word/2023/wordml/word16du" xmlns:w16sdtdh="http://schemas.microsoft.com/office/word/2020/wordml/sdtdatahash" xmlns:w16sdtfl="http://schemas.microsoft.com/office/word/2024/wordml/sdtformatlock" xmlns:w16se="http://schemas.microsoft.com/office/word/2015/wordml/symex" xmlns:wpg="http://schemas.microsoft.com/office/word/2010/wordprocessingGroup" xmlns:wpi="http://schemas.microsoft.com/office/word/2010/wordprocessingInk" xmlns:wne="http://schemas.microsoft.com/office/word/2006/wordml" xmlns:wps="http://schemas.microsoft.com/office/word/2010/wordprocessingShape" mc:Ignorable="w14 w15 w16se w16cid w16 w16cex w16sdtdh w16sdtfl w16du wp14">
   <w:abstractNum w:abstractNumId="0" w15:restartNumberingAfterBreak="0">
     <w:nsid w:val="6DFA578A"/>
     <w:multiLevelType w:val="hybridMultilevel"/>
@@ -7775,7 +7760,7 @@
 </file>
 
 <file path=word/styles.xml><?xml version="1.0" encoding="utf-8"?>
-<w:styles xmlns:mc="http://schemas.openxmlformats.org/markup-compatibility/2006" xmlns:r="http://schemas.openxmlformats.org/officeDocument/2006/relationships" xmlns:w="http://schemas.openxmlformats.org/wordprocessingml/2006/main" xmlns:w14="http://schemas.microsoft.com/office/word/2010/wordml" xmlns:w15="http://schemas.microsoft.com/office/word/2012/wordml" xmlns:w16cex="http://schemas.microsoft.com/office/word/2018/wordml/cex" xmlns:w16cid="http://schemas.microsoft.com/office/word/2016/wordml/cid" xmlns:w16="http://schemas.microsoft.com/office/word/2018/wordml" xmlns:w16du="http://schemas.microsoft.com/office/word/2023/wordml/word16du" xmlns:w16sdtdh="http://schemas.microsoft.com/office/word/2020/wordml/sdtdatahash" xmlns:w16se="http://schemas.microsoft.com/office/word/2015/wordml/symex" mc:Ignorable="w14 w15 w16se w16cid w16 w16cex w16sdtdh w16du">
+<w:styles xmlns:mc="http://schemas.openxmlformats.org/markup-compatibility/2006" xmlns:r="http://schemas.openxmlformats.org/officeDocument/2006/relationships" xmlns:w="http://schemas.openxmlformats.org/wordprocessingml/2006/main" xmlns:w14="http://schemas.microsoft.com/office/word/2010/wordml" xmlns:w15="http://schemas.microsoft.com/office/word/2012/wordml" xmlns:w16cex="http://schemas.microsoft.com/office/word/2018/wordml/cex" xmlns:w16cid="http://schemas.microsoft.com/office/word/2016/wordml/cid" xmlns:w16="http://schemas.microsoft.com/office/word/2018/wordml" xmlns:w16du="http://schemas.microsoft.com/office/word/2023/wordml/word16du" xmlns:w16sdtdh="http://schemas.microsoft.com/office/word/2020/wordml/sdtdatahash" xmlns:w16sdtfl="http://schemas.microsoft.com/office/word/2024/wordml/sdtformatlock" xmlns:w16se="http://schemas.microsoft.com/office/word/2015/wordml/symex" mc:Ignorable="w14 w15 w16se w16cid w16 w16cex w16sdtdh w16sdtfl w16du">
   <w:docDefaults>
     <w:rPrDefault>
       <w:rPr>

--- a/插件详细手册/9.物体触发/物体设计-复制事件的批量管理.docx
+++ b/插件详细手册/9.物体触发/物体设计-复制事件的批量管理.docx
@@ -13,7 +13,19 @@
         <w:rPr>
           <w:rFonts w:hint="eastAsia"/>
         </w:rPr>
+        <w:t>===</w:t>
+      </w:r>
+      <w:r>
+        <w:rPr>
+          <w:rFonts w:hint="eastAsia"/>
+        </w:rPr>
         <w:t>概述</w:t>
+      </w:r>
+      <w:r>
+        <w:rPr>
+          <w:rFonts w:hint="eastAsia"/>
+        </w:rPr>
+        <w:t>===</w:t>
       </w:r>
     </w:p>
     <w:p>
@@ -32,7 +44,7 @@
           <w:sz w:val="28"/>
           <w:szCs w:val="28"/>
         </w:rPr>
-        <w:t>基础要求</w:t>
+        <w:t>示例图</w:t>
       </w:r>
     </w:p>
     <w:p>
@@ -69,20 +81,47 @@
           <w:kern w:val="0"/>
           <w:sz w:val="22"/>
         </w:rPr>
-        <w:t>如下图。（标记地图中所有蓝色小爱丽丝）</w:t>
-      </w:r>
-    </w:p>
-    <w:p>
-      <w:pPr>
+        <w:t>如下图。</w:t>
+      </w:r>
+    </w:p>
+    <w:p>
+      <w:pPr>
+        <w:widowControl/>
+        <w:adjustRightInd w:val="0"/>
+        <w:snapToGrid w:val="0"/>
+        <w:jc w:val="left"/>
+        <w:rPr>
+          <w:rFonts w:ascii="Tahoma" w:eastAsia="微软雅黑" w:hAnsi="Tahoma"/>
+          <w:kern w:val="0"/>
+          <w:sz w:val="22"/>
+        </w:rPr>
+      </w:pPr>
+      <w:r>
+        <w:rPr>
+          <w:rFonts w:ascii="Tahoma" w:eastAsia="微软雅黑" w:hAnsi="Tahoma" w:hint="eastAsia"/>
+          <w:kern w:val="0"/>
+          <w:sz w:val="22"/>
+        </w:rPr>
+        <w:t>（标记地图中所有蓝色小爱丽丝）</w:t>
+      </w:r>
+    </w:p>
+    <w:p>
+      <w:pPr>
+        <w:widowControl/>
+        <w:adjustRightInd w:val="0"/>
+        <w:snapToGrid w:val="0"/>
         <w:jc w:val="center"/>
         <w:rPr>
-          <w:rFonts w:hint="eastAsia"/>
-        </w:rPr>
-      </w:pPr>
-      <w:r>
-        <w:rPr>
-          <w:rFonts w:hint="eastAsia"/>
-          <w:noProof/>
+          <w:rFonts w:ascii="Tahoma" w:eastAsia="微软雅黑" w:hAnsi="Tahoma" w:hint="eastAsia"/>
+          <w:kern w:val="0"/>
+          <w:sz w:val="22"/>
+        </w:rPr>
+      </w:pPr>
+      <w:r>
+        <w:rPr>
+          <w:rFonts w:ascii="Tahoma" w:eastAsia="微软雅黑" w:hAnsi="Tahoma" w:hint="eastAsia"/>
+          <w:kern w:val="0"/>
+          <w:sz w:val="22"/>
         </w:rPr>
         <w:drawing>
           <wp:inline distT="0" distB="0" distL="0" distR="0" wp14:anchorId="3F299093" wp14:editId="587D8774">
@@ -136,15 +175,47 @@
     </w:p>
     <w:p>
       <w:pPr>
-        <w:spacing w:after="200"/>
+        <w:widowControl/>
+        <w:adjustRightInd w:val="0"/>
+        <w:snapToGrid w:val="0"/>
+        <w:jc w:val="left"/>
+        <w:rPr>
+          <w:rFonts w:ascii="Tahoma" w:eastAsia="微软雅黑" w:hAnsi="Tahoma"/>
+          <w:kern w:val="0"/>
+          <w:sz w:val="22"/>
+        </w:rPr>
+      </w:pPr>
+    </w:p>
+    <w:p>
+      <w:pPr>
+        <w:widowControl/>
+        <w:adjustRightInd w:val="0"/>
+        <w:snapToGrid w:val="0"/>
+        <w:jc w:val="left"/>
+        <w:rPr>
+          <w:rFonts w:ascii="Tahoma" w:eastAsia="微软雅黑" w:hAnsi="Tahoma" w:hint="eastAsia"/>
+          <w:kern w:val="0"/>
+          <w:sz w:val="22"/>
+        </w:rPr>
+      </w:pPr>
+    </w:p>
+    <w:p>
+      <w:pPr>
+        <w:pStyle w:val="3"/>
+        <w:spacing w:before="120" w:after="120" w:line="415" w:lineRule="auto"/>
         <w:rPr>
           <w:rFonts w:hint="eastAsia"/>
-        </w:rPr>
-      </w:pPr>
-      <w:r>
-        <w:pict w14:anchorId="3137E880">
-          <v:rect id="_x0000_i1025" style="width:0;height:1.5pt" o:hralign="center" o:hrstd="t" o:hr="t" fillcolor="#a0a0a0" stroked="f"/>
-        </w:pict>
+          <w:sz w:val="28"/>
+          <w:szCs w:val="28"/>
+        </w:rPr>
+      </w:pPr>
+      <w:r>
+        <w:rPr>
+          <w:rFonts w:hint="eastAsia"/>
+          <w:sz w:val="28"/>
+          <w:szCs w:val="28"/>
+        </w:rPr>
+        <w:t>基础要求</w:t>
       </w:r>
     </w:p>
     <w:tbl>
@@ -705,6 +776,39 @@
     </w:p>
     <w:p>
       <w:pPr>
+        <w:pStyle w:val="2"/>
+        <w:rPr>
+          <w:rFonts w:hint="eastAsia"/>
+        </w:rPr>
+      </w:pPr>
+      <w:r>
+        <w:rPr>
+          <w:rFonts w:hint="eastAsia"/>
+        </w:rPr>
+        <w:lastRenderedPageBreak/>
+        <w:t>===</w:t>
+      </w:r>
+      <w:r>
+        <w:rPr>
+          <w:rFonts w:hint="eastAsia"/>
+        </w:rPr>
+        <w:t>批量</w:t>
+      </w:r>
+      <w:r>
+        <w:rPr>
+          <w:rFonts w:hint="eastAsia"/>
+        </w:rPr>
+        <w:t>管理 - 实现</w:t>
+      </w:r>
+      <w:r>
+        <w:rPr>
+          <w:rFonts w:hint="eastAsia"/>
+        </w:rPr>
+        <w:t>===</w:t>
+      </w:r>
+    </w:p>
+    <w:p>
+      <w:pPr>
         <w:pStyle w:val="3"/>
         <w:spacing w:before="120" w:after="120" w:line="415" w:lineRule="auto"/>
         <w:rPr>
@@ -713,13 +817,14 @@
           <w:szCs w:val="28"/>
         </w:rPr>
       </w:pPr>
+      <w:bookmarkStart w:id="0" w:name="_管理说明"/>
+      <w:bookmarkEnd w:id="0"/>
       <w:r>
         <w:rPr>
           <w:rFonts w:hint="eastAsia"/>
           <w:sz w:val="28"/>
           <w:szCs w:val="28"/>
         </w:rPr>
-        <w:lastRenderedPageBreak/>
         <w:t>基础</w:t>
       </w:r>
       <w:r>
@@ -790,7 +895,7 @@
           <w:sz w:val="22"/>
         </w:rPr>
         <w:drawing>
-          <wp:inline distT="0" distB="0" distL="0" distR="0" wp14:anchorId="7DC3C510" wp14:editId="63E076AF">
+          <wp:inline distT="0" distB="0" distL="0" distR="0" wp14:anchorId="07A3E205" wp14:editId="35228D4B">
             <wp:extent cx="4991100" cy="2390993"/>
             <wp:effectExtent l="0" t="0" r="0" b="9525"/>
             <wp:docPr id="1479136262" name="图片 2"/>
@@ -841,16 +946,6 @@
     </w:p>
     <w:p>
       <w:pPr>
-        <w:snapToGrid w:val="0"/>
-        <w:rPr>
-          <w:rFonts w:ascii="Tahoma" w:eastAsia="微软雅黑" w:hAnsi="Tahoma"/>
-          <w:kern w:val="0"/>
-          <w:sz w:val="22"/>
-        </w:rPr>
-      </w:pPr>
-    </w:p>
-    <w:p>
-      <w:pPr>
         <w:widowControl/>
         <w:jc w:val="left"/>
         <w:rPr>
@@ -859,14 +954,6 @@
           <w:sz w:val="22"/>
         </w:rPr>
       </w:pPr>
-      <w:r>
-        <w:rPr>
-          <w:rFonts w:ascii="Tahoma" w:eastAsia="微软雅黑" w:hAnsi="Tahoma"/>
-          <w:kern w:val="0"/>
-          <w:sz w:val="22"/>
-        </w:rPr>
-        <w:br w:type="page"/>
-      </w:r>
     </w:p>
     <w:p>
       <w:pPr>
@@ -884,7 +971,6 @@
           <w:sz w:val="28"/>
           <w:szCs w:val="28"/>
         </w:rPr>
-        <w:lastRenderedPageBreak/>
         <w:t>基础配置</w:t>
       </w:r>
     </w:p>
@@ -912,48 +998,80 @@
     </w:p>
     <w:p>
       <w:pPr>
+        <w:pStyle w:val="4"/>
+      </w:pPr>
+      <w:r>
+        <w:t>1</w:t>
+      </w:r>
+      <w:r>
+        <w:rPr>
+          <w:rFonts w:hint="eastAsia"/>
+        </w:rPr>
+        <w:t>）地图事件</w:t>
+      </w:r>
+    </w:p>
+    <w:p>
+      <w:pPr>
         <w:widowControl/>
         <w:adjustRightInd w:val="0"/>
         <w:snapToGrid w:val="0"/>
-        <w:spacing w:after="200"/>
         <w:jc w:val="left"/>
         <w:rPr>
           <w:rFonts w:ascii="Tahoma" w:eastAsia="微软雅黑" w:hAnsi="Tahoma"/>
-          <w:b/>
-          <w:bCs/>
-          <w:kern w:val="0"/>
-          <w:sz w:val="22"/>
-        </w:rPr>
-      </w:pPr>
-      <w:r>
-        <w:rPr>
-          <w:rFonts w:ascii="Tahoma" w:eastAsia="微软雅黑" w:hAnsi="Tahoma"/>
-          <w:b/>
-          <w:bCs/>
-          <w:kern w:val="0"/>
-          <w:sz w:val="22"/>
-        </w:rPr>
-        <w:t>1</w:t>
-      </w:r>
-      <w:r>
-        <w:rPr>
-          <w:rFonts w:ascii="Tahoma" w:eastAsia="微软雅黑" w:hAnsi="Tahoma" w:hint="eastAsia"/>
-          <w:b/>
-          <w:bCs/>
-          <w:kern w:val="0"/>
-          <w:sz w:val="22"/>
-        </w:rPr>
-        <w:t>）</w:t>
-      </w:r>
-      <w:r>
-        <w:rPr>
-          <w:rFonts w:ascii="Tahoma" w:eastAsia="微软雅黑" w:hAnsi="Tahoma" w:hint="eastAsia"/>
-          <w:b/>
-          <w:bCs/>
-          <w:kern w:val="0"/>
-          <w:sz w:val="22"/>
-        </w:rPr>
-        <w:t>地图事件</w:t>
+          <w:kern w:val="0"/>
+          <w:sz w:val="22"/>
+        </w:rPr>
+      </w:pPr>
+      <w:r>
+        <w:rPr>
+          <w:rFonts w:ascii="Tahoma" w:eastAsia="微软雅黑" w:hAnsi="Tahoma" w:hint="eastAsia"/>
+          <w:kern w:val="0"/>
+          <w:sz w:val="22"/>
+        </w:rPr>
+        <w:t>需要留意</w:t>
+      </w:r>
+      <w:r>
+        <w:rPr>
+          <w:rFonts w:ascii="Tahoma" w:eastAsia="微软雅黑" w:hAnsi="Tahoma" w:hint="eastAsia"/>
+          <w:kern w:val="0"/>
+          <w:sz w:val="22"/>
+        </w:rPr>
+        <w:t xml:space="preserve"> </w:t>
+      </w:r>
+      <w:r>
+        <w:rPr>
+          <w:rFonts w:ascii="Tahoma" w:eastAsia="微软雅黑" w:hAnsi="Tahoma" w:hint="eastAsia"/>
+          <w:color w:val="00B050"/>
+          <w:kern w:val="0"/>
+          <w:sz w:val="22"/>
+        </w:rPr>
+        <w:t>物体管理</w:t>
+      </w:r>
+      <w:r>
+        <w:rPr>
+          <w:rFonts w:ascii="Tahoma" w:eastAsia="微软雅黑" w:hAnsi="Tahoma" w:hint="eastAsia"/>
+          <w:color w:val="00B050"/>
+          <w:kern w:val="0"/>
+          <w:sz w:val="22"/>
+        </w:rPr>
+        <w:t>管理层</w:t>
+      </w:r>
+      <w:r>
+        <w:rPr>
+          <w:rFonts w:ascii="Tahoma" w:eastAsia="微软雅黑" w:hAnsi="Tahoma" w:hint="eastAsia"/>
+          <w:color w:val="00B050"/>
+          <w:kern w:val="0"/>
+          <w:sz w:val="22"/>
+        </w:rPr>
+        <w:t xml:space="preserve"> </w:t>
+      </w:r>
+      <w:r>
+        <w:rPr>
+          <w:rFonts w:ascii="Tahoma" w:eastAsia="微软雅黑" w:hAnsi="Tahoma" w:hint="eastAsia"/>
+          <w:kern w:val="0"/>
+          <w:sz w:val="22"/>
+        </w:rPr>
+        <w:t>中的事件，</w:t>
       </w:r>
     </w:p>
     <w:p>
@@ -974,7 +1092,7 @@
           <w:kern w:val="0"/>
           <w:sz w:val="22"/>
         </w:rPr>
-        <w:t>需要留意</w:t>
+        <w:t>以及</w:t>
       </w:r>
       <w:r>
         <w:rPr>
@@ -991,21 +1109,11 @@
           <w:kern w:val="0"/>
           <w:sz w:val="22"/>
         </w:rPr>
-        <w:t>物体管理</w:t>
-      </w:r>
-      <w:r>
-        <w:rPr>
-          <w:rFonts w:ascii="Tahoma" w:eastAsia="微软雅黑" w:hAnsi="Tahoma" w:hint="eastAsia"/>
-          <w:color w:val="00B050"/>
-          <w:kern w:val="0"/>
-          <w:sz w:val="22"/>
-        </w:rPr>
-        <w:t>管理层</w:t>
-      </w:r>
-      <w:r>
-        <w:rPr>
-          <w:rFonts w:ascii="Tahoma" w:eastAsia="微软雅黑" w:hAnsi="Tahoma" w:hint="eastAsia"/>
-          <w:color w:val="00B050"/>
+        <w:t>模板管理层</w:t>
+      </w:r>
+      <w:r>
+        <w:rPr>
+          <w:rFonts w:ascii="Tahoma" w:eastAsia="微软雅黑" w:hAnsi="Tahoma" w:hint="eastAsia"/>
           <w:kern w:val="0"/>
           <w:sz w:val="22"/>
         </w:rPr>
@@ -1017,23 +1125,7 @@
           <w:kern w:val="0"/>
           <w:sz w:val="22"/>
         </w:rPr>
-        <w:t>中的</w:t>
-      </w:r>
-      <w:r>
-        <w:rPr>
-          <w:rFonts w:ascii="Tahoma" w:eastAsia="微软雅黑" w:hAnsi="Tahoma" w:hint="eastAsia"/>
-          <w:kern w:val="0"/>
-          <w:sz w:val="22"/>
-        </w:rPr>
-        <w:t>事件</w:t>
-      </w:r>
-      <w:r>
-        <w:rPr>
-          <w:rFonts w:ascii="Tahoma" w:eastAsia="微软雅黑" w:hAnsi="Tahoma" w:hint="eastAsia"/>
-          <w:kern w:val="0"/>
-          <w:sz w:val="22"/>
-        </w:rPr>
-        <w:t>，</w:t>
+        <w:t>复制用的小爱丽丝。</w:t>
       </w:r>
     </w:p>
     <w:p>
@@ -1041,68 +1133,6 @@
         <w:widowControl/>
         <w:adjustRightInd w:val="0"/>
         <w:snapToGrid w:val="0"/>
-        <w:jc w:val="left"/>
-        <w:rPr>
-          <w:rFonts w:ascii="Tahoma" w:eastAsia="微软雅黑" w:hAnsi="Tahoma"/>
-          <w:kern w:val="0"/>
-          <w:sz w:val="22"/>
-        </w:rPr>
-      </w:pPr>
-      <w:r>
-        <w:rPr>
-          <w:rFonts w:ascii="Tahoma" w:eastAsia="微软雅黑" w:hAnsi="Tahoma" w:hint="eastAsia"/>
-          <w:kern w:val="0"/>
-          <w:sz w:val="22"/>
-        </w:rPr>
-        <w:t>以及</w:t>
-      </w:r>
-      <w:r>
-        <w:rPr>
-          <w:rFonts w:ascii="Tahoma" w:eastAsia="微软雅黑" w:hAnsi="Tahoma" w:hint="eastAsia"/>
-          <w:kern w:val="0"/>
-          <w:sz w:val="22"/>
-        </w:rPr>
-        <w:t xml:space="preserve"> </w:t>
-      </w:r>
-      <w:r>
-        <w:rPr>
-          <w:rFonts w:ascii="Tahoma" w:eastAsia="微软雅黑" w:hAnsi="Tahoma" w:hint="eastAsia"/>
-          <w:color w:val="00B050"/>
-          <w:kern w:val="0"/>
-          <w:sz w:val="22"/>
-        </w:rPr>
-        <w:t>模板管理层</w:t>
-      </w:r>
-      <w:r>
-        <w:rPr>
-          <w:rFonts w:ascii="Tahoma" w:eastAsia="微软雅黑" w:hAnsi="Tahoma" w:hint="eastAsia"/>
-          <w:kern w:val="0"/>
-          <w:sz w:val="22"/>
-        </w:rPr>
-        <w:t xml:space="preserve"> </w:t>
-      </w:r>
-      <w:r>
-        <w:rPr>
-          <w:rFonts w:ascii="Tahoma" w:eastAsia="微软雅黑" w:hAnsi="Tahoma" w:hint="eastAsia"/>
-          <w:kern w:val="0"/>
-          <w:sz w:val="22"/>
-        </w:rPr>
-        <w:t>复制用的小爱丽丝</w:t>
-      </w:r>
-      <w:r>
-        <w:rPr>
-          <w:rFonts w:ascii="Tahoma" w:eastAsia="微软雅黑" w:hAnsi="Tahoma" w:hint="eastAsia"/>
-          <w:kern w:val="0"/>
-          <w:sz w:val="22"/>
-        </w:rPr>
-        <w:t>。</w:t>
-      </w:r>
-    </w:p>
-    <w:p>
-      <w:pPr>
-        <w:widowControl/>
-        <w:adjustRightInd w:val="0"/>
-        <w:snapToGrid w:val="0"/>
         <w:jc w:val="center"/>
         <w:rPr>
           <w:rFonts w:ascii="Tahoma" w:eastAsia="微软雅黑" w:hAnsi="Tahoma"/>
@@ -1118,9 +1148,9 @@
           <w:sz w:val="22"/>
         </w:rPr>
         <w:drawing>
-          <wp:inline distT="0" distB="0" distL="0" distR="0" wp14:anchorId="2484CC62" wp14:editId="02F826D9">
-            <wp:extent cx="3163570" cy="2105111"/>
-            <wp:effectExtent l="0" t="0" r="0" b="9525"/>
+          <wp:inline distT="0" distB="0" distL="0" distR="0" wp14:anchorId="06E97F58" wp14:editId="08FB00AD">
+            <wp:extent cx="2712720" cy="1805105"/>
+            <wp:effectExtent l="0" t="0" r="0" b="5080"/>
             <wp:docPr id="525097946" name="图片 4"/>
             <wp:cNvGraphicFramePr>
               <a:graphicFrameLocks xmlns:a="http://schemas.openxmlformats.org/drawingml/2006/main" noChangeAspect="1"/>
@@ -1150,7 +1180,7 @@
                   <pic:spPr bwMode="auto">
                     <a:xfrm>
                       <a:off x="0" y="0"/>
-                      <a:ext cx="3167787" cy="2107917"/>
+                      <a:ext cx="2717631" cy="1808373"/>
                     </a:xfrm>
                     <a:prstGeom prst="rect">
                       <a:avLst/>
@@ -1189,9 +1219,9 @@
           <w:szCs w:val="24"/>
         </w:rPr>
         <w:drawing>
-          <wp:inline distT="0" distB="0" distL="0" distR="0" wp14:anchorId="7BA1491D" wp14:editId="5FF0DAE0">
-            <wp:extent cx="2766060" cy="1333500"/>
-            <wp:effectExtent l="0" t="0" r="0" b="0"/>
+          <wp:inline distT="0" distB="0" distL="0" distR="0" wp14:anchorId="5E295FBF" wp14:editId="0806702E">
+            <wp:extent cx="2194560" cy="1057983"/>
+            <wp:effectExtent l="0" t="0" r="0" b="8890"/>
             <wp:docPr id="2041603506" name="图片 2"/>
             <wp:cNvGraphicFramePr>
               <a:graphicFrameLocks xmlns:a="http://schemas.openxmlformats.org/drawingml/2006/main" noChangeAspect="1"/>
@@ -1221,7 +1251,7 @@
                   <pic:spPr bwMode="auto">
                     <a:xfrm>
                       <a:off x="0" y="0"/>
-                      <a:ext cx="2766060" cy="1333500"/>
+                      <a:ext cx="2196371" cy="1058856"/>
                     </a:xfrm>
                     <a:prstGeom prst="rect">
                       <a:avLst/>
@@ -1243,7 +1273,6 @@
         <w:widowControl/>
         <w:adjustRightInd w:val="0"/>
         <w:snapToGrid w:val="0"/>
-        <w:jc w:val="center"/>
         <w:rPr>
           <w:rFonts w:ascii="宋体" w:eastAsia="宋体" w:hAnsi="宋体" w:cs="宋体" w:hint="eastAsia"/>
           <w:kern w:val="0"/>
@@ -1254,83 +1283,38 @@
     </w:p>
     <w:p>
       <w:pPr>
+        <w:pStyle w:val="4"/>
+      </w:pPr>
+      <w:r>
+        <w:lastRenderedPageBreak/>
+        <w:t>2</w:t>
+      </w:r>
+      <w:r>
+        <w:rPr>
+          <w:rFonts w:hint="eastAsia"/>
+        </w:rPr>
+        <w:t>）插件配置</w:t>
+      </w:r>
+    </w:p>
+    <w:p>
+      <w:pPr>
         <w:widowControl/>
         <w:adjustRightInd w:val="0"/>
+        <w:snapToGrid w:val="0"/>
         <w:jc w:val="left"/>
         <w:rPr>
           <w:rFonts w:ascii="Tahoma" w:eastAsia="微软雅黑" w:hAnsi="Tahoma"/>
-          <w:b/>
-          <w:bCs/>
-          <w:kern w:val="0"/>
-          <w:sz w:val="22"/>
-        </w:rPr>
-      </w:pPr>
-      <w:r>
-        <w:rPr>
-          <w:rFonts w:ascii="Tahoma" w:eastAsia="微软雅黑" w:hAnsi="Tahoma"/>
-          <w:b/>
-          <w:bCs/>
-          <w:kern w:val="0"/>
-          <w:sz w:val="22"/>
-        </w:rPr>
-        <w:t>2</w:t>
-      </w:r>
-      <w:r>
-        <w:rPr>
-          <w:rFonts w:ascii="Tahoma" w:eastAsia="微软雅黑" w:hAnsi="Tahoma" w:hint="eastAsia"/>
-          <w:b/>
-          <w:bCs/>
-          <w:kern w:val="0"/>
-          <w:sz w:val="22"/>
-        </w:rPr>
-        <w:t>）</w:t>
-      </w:r>
-      <w:r>
-        <w:rPr>
-          <w:rFonts w:ascii="Tahoma" w:eastAsia="微软雅黑" w:hAnsi="Tahoma" w:hint="eastAsia"/>
-          <w:b/>
-          <w:bCs/>
-          <w:kern w:val="0"/>
-          <w:sz w:val="22"/>
-        </w:rPr>
-        <w:t>插件配置</w:t>
-      </w:r>
-    </w:p>
-    <w:p>
-      <w:pPr>
-        <w:widowControl/>
-        <w:adjustRightInd w:val="0"/>
-        <w:snapToGrid w:val="0"/>
-        <w:jc w:val="left"/>
-        <w:rPr>
-          <w:rFonts w:ascii="Tahoma" w:eastAsia="微软雅黑" w:hAnsi="Tahoma"/>
-          <w:kern w:val="0"/>
-          <w:sz w:val="22"/>
-        </w:rPr>
-      </w:pPr>
-      <w:r>
-        <w:rPr>
-          <w:rFonts w:ascii="Tahoma" w:eastAsia="微软雅黑" w:hAnsi="Tahoma" w:hint="eastAsia"/>
-          <w:kern w:val="0"/>
-          <w:sz w:val="22"/>
-        </w:rPr>
-        <w:t>需要</w:t>
-      </w:r>
-      <w:r>
-        <w:rPr>
-          <w:rFonts w:ascii="Tahoma" w:eastAsia="微软雅黑" w:hAnsi="Tahoma" w:hint="eastAsia"/>
-          <w:kern w:val="0"/>
-          <w:sz w:val="22"/>
-        </w:rPr>
-        <w:t>留意</w:t>
-      </w:r>
-      <w:r>
-        <w:rPr>
-          <w:rFonts w:ascii="Tahoma" w:eastAsia="微软雅黑" w:hAnsi="Tahoma" w:hint="eastAsia"/>
-          <w:kern w:val="0"/>
-          <w:sz w:val="22"/>
-        </w:rPr>
-        <w:t>在使用</w:t>
+          <w:kern w:val="0"/>
+          <w:sz w:val="22"/>
+        </w:rPr>
+      </w:pPr>
+      <w:r>
+        <w:rPr>
+          <w:rFonts w:ascii="Tahoma" w:eastAsia="微软雅黑" w:hAnsi="Tahoma" w:hint="eastAsia"/>
+          <w:kern w:val="0"/>
+          <w:sz w:val="22"/>
+        </w:rPr>
+        <w:t>需要留意在使用</w:t>
       </w:r>
       <w:r>
         <w:rPr>
@@ -1493,7 +1477,7 @@
           <w:szCs w:val="24"/>
         </w:rPr>
         <w:drawing>
-          <wp:inline distT="0" distB="0" distL="0" distR="0" wp14:anchorId="3D0C2B66" wp14:editId="33004F7F">
+          <wp:inline distT="0" distB="0" distL="0" distR="0" wp14:anchorId="7D3F1D48" wp14:editId="79533FB9">
             <wp:extent cx="4747260" cy="432213"/>
             <wp:effectExtent l="0" t="0" r="0" b="6350"/>
             <wp:docPr id="1746515734" name="图片 6"/>
@@ -1565,29 +1549,23 @@
           <w:sz w:val="22"/>
         </w:rPr>
       </w:pPr>
-      <w:r>
-        <w:rPr>
-          <w:rFonts w:ascii="Tahoma" w:eastAsia="微软雅黑" w:hAnsi="Tahoma"/>
-          <w:kern w:val="0"/>
-          <w:sz w:val="22"/>
-        </w:rPr>
-        <w:br w:type="page"/>
-      </w:r>
-    </w:p>
-    <w:p>
-      <w:pPr>
-        <w:pStyle w:val="2"/>
+    </w:p>
+    <w:p>
+      <w:pPr>
+        <w:pStyle w:val="3"/>
+        <w:spacing w:before="120" w:after="120" w:line="415" w:lineRule="auto"/>
         <w:rPr>
           <w:rFonts w:hint="eastAsia"/>
-        </w:rPr>
-      </w:pPr>
-      <w:bookmarkStart w:id="0" w:name="_管理说明"/>
-      <w:bookmarkEnd w:id="0"/>
+          <w:sz w:val="28"/>
+          <w:szCs w:val="28"/>
+        </w:rPr>
+      </w:pPr>
       <w:r>
         <w:rPr>
           <w:rFonts w:hint="eastAsia"/>
-        </w:rPr>
-        <w:lastRenderedPageBreak/>
+          <w:sz w:val="28"/>
+          <w:szCs w:val="28"/>
+        </w:rPr>
         <w:t>管理说明</w:t>
       </w:r>
     </w:p>
@@ -2468,9 +2446,12 @@
     </w:p>
     <w:p>
       <w:pPr>
-        <w:pStyle w:val="2"/>
+        <w:pStyle w:val="3"/>
+        <w:spacing w:before="120" w:after="120" w:line="415" w:lineRule="auto"/>
         <w:rPr>
           <w:rFonts w:hint="eastAsia"/>
+          <w:sz w:val="28"/>
+          <w:szCs w:val="28"/>
         </w:rPr>
       </w:pPr>
       <w:bookmarkStart w:id="1" w:name="_管理_-_复制事件"/>
@@ -2478,6 +2459,8 @@
       <w:r>
         <w:rPr>
           <w:rFonts w:hint="eastAsia"/>
+          <w:sz w:val="28"/>
+          <w:szCs w:val="28"/>
         </w:rPr>
         <w:lastRenderedPageBreak/>
         <w:t>管理</w:t>
@@ -2485,12 +2468,16 @@
       <w:r>
         <w:rPr>
           <w:rFonts w:hint="eastAsia"/>
+          <w:sz w:val="28"/>
+          <w:szCs w:val="28"/>
         </w:rPr>
         <w:t xml:space="preserve"> - </w:t>
       </w:r>
       <w:r>
         <w:rPr>
           <w:rFonts w:hint="eastAsia"/>
+          <w:sz w:val="28"/>
+          <w:szCs w:val="28"/>
         </w:rPr>
         <w:t>复制事件</w:t>
       </w:r>
@@ -2614,19 +2601,14 @@
     </w:p>
     <w:p>
       <w:pPr>
-        <w:pStyle w:val="3"/>
-        <w:spacing w:before="120" w:after="120" w:line="415" w:lineRule="auto"/>
+        <w:pStyle w:val="4"/>
         <w:rPr>
           <w:rFonts w:hint="eastAsia"/>
-          <w:sz w:val="28"/>
-          <w:szCs w:val="28"/>
         </w:rPr>
       </w:pPr>
       <w:r>
         <w:rPr>
           <w:rFonts w:hint="eastAsia"/>
-          <w:sz w:val="28"/>
-          <w:szCs w:val="28"/>
         </w:rPr>
         <w:t>1）删除旧事件</w:t>
       </w:r>
@@ -2842,12 +2824,9 @@
     </w:p>
     <w:p>
       <w:pPr>
-        <w:pStyle w:val="3"/>
-        <w:spacing w:before="120" w:after="120" w:line="415" w:lineRule="auto"/>
+        <w:pStyle w:val="4"/>
         <w:rPr>
           <w:rFonts w:hint="eastAsia"/>
-          <w:sz w:val="28"/>
-          <w:szCs w:val="28"/>
         </w:rPr>
       </w:pPr>
       <w:bookmarkStart w:id="2" w:name="_直接交互的门"/>
@@ -2855,24 +2834,18 @@
       <w:r>
         <w:rPr>
           <w:rFonts w:hint="eastAsia"/>
-          <w:sz w:val="28"/>
-          <w:szCs w:val="28"/>
         </w:rPr>
         <w:t>2）</w:t>
       </w:r>
       <w:r>
         <w:rPr>
           <w:rFonts w:hint="eastAsia"/>
-          <w:sz w:val="28"/>
-          <w:szCs w:val="28"/>
         </w:rPr>
         <w:t>复制</w:t>
       </w:r>
       <w:r>
         <w:rPr>
           <w:rFonts w:hint="eastAsia"/>
-          <w:sz w:val="28"/>
-          <w:szCs w:val="28"/>
         </w:rPr>
         <w:t>事件</w:t>
       </w:r>
@@ -3195,19 +3168,14 @@
     </w:p>
     <w:p>
       <w:pPr>
-        <w:pStyle w:val="3"/>
-        <w:spacing w:before="120" w:after="120" w:line="415" w:lineRule="auto"/>
+        <w:pStyle w:val="4"/>
         <w:rPr>
           <w:rFonts w:hint="eastAsia"/>
-          <w:sz w:val="28"/>
-          <w:szCs w:val="28"/>
         </w:rPr>
       </w:pPr>
       <w:r>
         <w:rPr>
           <w:rFonts w:hint="eastAsia"/>
-          <w:sz w:val="28"/>
-          <w:szCs w:val="28"/>
         </w:rPr>
         <w:lastRenderedPageBreak/>
         <w:t>3）</w:t>
@@ -3215,8 +3183,6 @@
       <w:r>
         <w:rPr>
           <w:rFonts w:hint="eastAsia"/>
-          <w:sz w:val="28"/>
-          <w:szCs w:val="28"/>
         </w:rPr>
         <w:t>事件初始化</w:t>
       </w:r>
@@ -3603,19 +3569,14 @@
     </w:p>
     <w:p>
       <w:pPr>
-        <w:pStyle w:val="3"/>
-        <w:spacing w:before="120" w:after="120" w:line="415" w:lineRule="auto"/>
+        <w:pStyle w:val="4"/>
         <w:rPr>
           <w:rFonts w:hint="eastAsia"/>
-          <w:sz w:val="28"/>
-          <w:szCs w:val="28"/>
         </w:rPr>
       </w:pPr>
       <w:r>
         <w:rPr>
           <w:rFonts w:hint="eastAsia"/>
-          <w:sz w:val="28"/>
-          <w:szCs w:val="28"/>
         </w:rPr>
         <w:t>4）离开地图时</w:t>
       </w:r>
@@ -3863,33 +3824,6 @@
     </w:p>
     <w:p>
       <w:pPr>
-        <w:pStyle w:val="2"/>
-        <w:rPr>
-          <w:rFonts w:hint="eastAsia"/>
-        </w:rPr>
-      </w:pPr>
-      <w:r>
-        <w:rPr>
-          <w:rFonts w:hint="eastAsia"/>
-        </w:rPr>
-        <w:lastRenderedPageBreak/>
-        <w:t>管理</w:t>
-      </w:r>
-      <w:r>
-        <w:rPr>
-          <w:rFonts w:hint="eastAsia"/>
-        </w:rPr>
-        <w:t xml:space="preserve"> - </w:t>
-      </w:r>
-      <w:r>
-        <w:rPr>
-          <w:rFonts w:hint="eastAsia"/>
-        </w:rPr>
-        <w:t>筛选事件</w:t>
-      </w:r>
-    </w:p>
-    <w:p>
-      <w:pPr>
         <w:pStyle w:val="3"/>
         <w:spacing w:before="120" w:after="120" w:line="415" w:lineRule="auto"/>
         <w:rPr>
@@ -3903,6 +3837,43 @@
           <w:rFonts w:hint="eastAsia"/>
           <w:sz w:val="28"/>
           <w:szCs w:val="28"/>
+        </w:rPr>
+        <w:lastRenderedPageBreak/>
+        <w:t>管理</w:t>
+      </w:r>
+      <w:r>
+        <w:rPr>
+          <w:rFonts w:hint="eastAsia"/>
+          <w:sz w:val="28"/>
+          <w:szCs w:val="28"/>
+        </w:rPr>
+        <w:t xml:space="preserve"> - </w:t>
+      </w:r>
+      <w:r>
+        <w:rPr>
+          <w:rFonts w:hint="eastAsia"/>
+          <w:sz w:val="28"/>
+          <w:szCs w:val="28"/>
+        </w:rPr>
+        <w:t>筛选事件</w:t>
+      </w:r>
+    </w:p>
+    <w:p>
+      <w:pPr>
+        <w:pStyle w:val="4"/>
+        <w:rPr>
+          <w:rFonts w:hint="eastAsia"/>
+        </w:rPr>
+      </w:pPr>
+      <w:r>
+        <w:rPr>
+          <w:rFonts w:hint="eastAsia"/>
+        </w:rPr>
+        <w:t>1）</w:t>
+      </w:r>
+      <w:r>
+        <w:rPr>
+          <w:rFonts w:hint="eastAsia"/>
         </w:rPr>
         <w:t>获取指定标签的事件</w:t>
       </w:r>
@@ -4230,21 +4201,22 @@
     </w:p>
     <w:p>
       <w:pPr>
-        <w:pStyle w:val="3"/>
-        <w:spacing w:before="120" w:after="120" w:line="415" w:lineRule="auto"/>
+        <w:pStyle w:val="4"/>
         <w:rPr>
           <w:rFonts w:hint="eastAsia"/>
-          <w:sz w:val="28"/>
-          <w:szCs w:val="28"/>
         </w:rPr>
       </w:pPr>
       <w:r>
         <w:rPr>
           <w:rFonts w:hint="eastAsia"/>
-          <w:sz w:val="28"/>
-          <w:szCs w:val="28"/>
         </w:rPr>
         <w:lastRenderedPageBreak/>
+        <w:t>2）</w:t>
+      </w:r>
+      <w:r>
+        <w:rPr>
+          <w:rFonts w:hint="eastAsia"/>
+        </w:rPr>
         <w:t>获取缓存数字大于50的事件</w:t>
       </w:r>
     </w:p>
@@ -5136,10 +5108,10 @@
             <v:path o:extrusionok="f" gradientshapeok="t" o:connecttype="rect"/>
             <o:lock v:ext="edit" aspectratio="t"/>
           </v:shapetype>
-          <v:shape id="_x0000_i1026" type="#_x0000_t75" style="width:368.25pt;height:153.75pt" o:ole="">
+          <v:shape id="_x0000_i1026" type="#_x0000_t75" style="width:368.4pt;height:153.6pt" o:ole="">
             <v:imagedata r:id="rId24" o:title=""/>
           </v:shape>
-          <o:OLEObject Type="Embed" ProgID="Visio.Drawing.15" ShapeID="_x0000_i1026" DrawAspect="Content" ObjectID="_1805810732" r:id="rId25"/>
+          <o:OLEObject Type="Embed" ProgID="Visio.Drawing.15" ShapeID="_x0000_i1026" DrawAspect="Content" ObjectID="_1810891896" r:id="rId25"/>
         </w:object>
       </w:r>
     </w:p>
@@ -5478,14 +5450,19 @@
     </w:p>
     <w:p>
       <w:pPr>
-        <w:pStyle w:val="2"/>
+        <w:pStyle w:val="3"/>
+        <w:spacing w:before="120" w:after="120" w:line="415" w:lineRule="auto"/>
         <w:rPr>
           <w:rFonts w:hint="eastAsia"/>
+          <w:sz w:val="28"/>
+          <w:szCs w:val="28"/>
         </w:rPr>
       </w:pPr>
       <w:r>
         <w:rPr>
           <w:rFonts w:hint="eastAsia"/>
+          <w:sz w:val="28"/>
+          <w:szCs w:val="28"/>
         </w:rPr>
         <w:lastRenderedPageBreak/>
         <w:t>管理 - 遍历事件</w:t>
@@ -5670,10 +5647,10 @@
           <w:rFonts w:hint="eastAsia"/>
         </w:rPr>
         <w:object w:dxaOrig="9031" w:dyaOrig="2746" w14:anchorId="6487C3D1">
-          <v:shape id="_x0000_i1027" type="#_x0000_t75" style="width:364.5pt;height:110.25pt" o:ole="">
+          <v:shape id="_x0000_i1027" type="#_x0000_t75" style="width:364.2pt;height:110.4pt" o:ole="">
             <v:imagedata r:id="rId27" o:title=""/>
           </v:shape>
-          <o:OLEObject Type="Embed" ProgID="Visio.Drawing.15" ShapeID="_x0000_i1027" DrawAspect="Content" ObjectID="_1805810733" r:id="rId28"/>
+          <o:OLEObject Type="Embed" ProgID="Visio.Drawing.15" ShapeID="_x0000_i1027" DrawAspect="Content" ObjectID="_1810891897" r:id="rId28"/>
         </w:object>
       </w:r>
     </w:p>
@@ -6509,7 +6486,31 @@
           <w:rFonts w:hint="eastAsia"/>
         </w:rPr>
         <w:lastRenderedPageBreak/>
+        <w:t>===</w:t>
+      </w:r>
+      <w:r>
+        <w:rPr>
+          <w:rFonts w:hint="eastAsia"/>
+        </w:rPr>
+        <w:t>批量</w:t>
+      </w:r>
+      <w:r>
+        <w:rPr>
+          <w:rFonts w:hint="eastAsia"/>
+        </w:rPr>
+        <w:t xml:space="preserve">管理 - </w:t>
+      </w:r>
+      <w:r>
+        <w:rPr>
+          <w:rFonts w:hint="eastAsia"/>
+        </w:rPr>
         <w:t>常见问题（FAQ）</w:t>
+      </w:r>
+      <w:r>
+        <w:rPr>
+          <w:rFonts w:hint="eastAsia"/>
+        </w:rPr>
+        <w:t>===</w:t>
       </w:r>
     </w:p>
     <w:p>
